--- a/docs/artigo-grifo-mostra-cesuca-2026.docx
+++ b/docs/artigo-grifo-mostra-cesuca-2026.docx
@@ -40,7 +40,7 @@
           <w:i w:val="0"/>
           <w:sz w:val="24"/>
         </w:rPr>
-        <w:t>Ferramentas de leitura assistida por inteligência artificial costumam tratar a leitura acadêmica como um problema único, resolvido por um resumo automático gerado por um modelo de linguagem. Esse enquadramento ignora a distinção clássica, na pedagogia da leitura, entre scanning — a varredura do texto em busca de um termo específico — e skimming — a passagem rápida pela estrutura do texto para captar o essencial —, técnicas que se diferenciam pelo propósito de leitura e, no caso de um artefato computacional, pelo custo de processamento. Este artigo relata, sob a ótica da Design Science Research (DSR), o ciclo de design que reestruturou o Grifo, uma aplicação web local de leitura assistida de artigos científicos em PDF, para oferecer scanning e skimming como camadas de leitura independentes, determinísticas e instantâneas, dissociadas do custo computacional de uma síntese por modelo de linguagem. O diagnóstico do problema identificou que o scanning do produto estava, na prática, refém de uma chamada a um modelo de linguagem rodando localmente, e que nenhuma forma de skimming mecânico existia — o “essencial” do artigo só era produzido após minutos de inferência em CPU. A partir desse diagnóstico foram definidos quatro requisitos: disponibilizar o scanning por rota própria, independente do modelo; implementar um módulo de skimming mecânico e puro; renomear a interface por intenção de leitura, não por artefato de dado; e corrigir a documentação do produto. O artefato resultante organiza a leitura em três camadas por custo e intenção — scan e skim, na ordem de milissegundos e sem dependência de modelo, e leitura profunda, na ordem de minutos e dependente do modelo —, e a avaliação do ciclo de design foi conduzida por rastreamento desses requisitos frente à implementação, não por experimento empírico com usuários. Discute-se como essa separação reduz o custo de decisão do discente sobre onde investir tempo de leitura aprofundada e preserva a rastreabilidade da informação até a página de origem. Como trabalho em andamento, o artigo aponta a avaliação empírica com discentes como direção futura de pesquisa.</w:t>
+        <w:t>Ferramentas de leitura assistida por inteligência artificial costumam colapsar duas técnicas clássicas de leitura rápida, scanning e skimming, em um único resumo automático produzido por modelo de linguagem — o que descaracteriza a própria noção de rapidez, já que a síntese de um modelo local pode levar minutos por artigo. Este artigo relata, sob a ótica da Design Science Research, segundo a metodologia de Peffers et al. (2007), o ciclo de design que reestruturou o Grifo, aplicação web local de leitura assistida de artigos científicos em PDF, para oferecer scanning e skimming como camadas de leitura independentes, determinísticas e instantâneas, dissociadas do custo computacional da leitura profunda por modelo de linguagem. O diagnóstico do artefato revelou que seu scanning dependia indevidamente do modelo e que nenhuma forma de skimming mecânico existia; a partir disso, foram definidos quatro requisitos de design, satisfeitos por uma arquitetura de três camadas — scan, skim e leitura profunda — diferenciadas por custo e por dependência de modelo. A avaliação do ciclo foi conduzida por rastreamento desses requisitos frente à implementação resultante, e não por experimento empírico com usuários, dado o estágio de iniciação científica do trabalho. Discute-se como essa separação reduz o custo de decisão do discente sobre onde investir tempo de leitura aprofundada e preserva a rastreabilidade de cada síntese até sua página de origem no artigo, reforçando o uso consciente das técnicas de leitura rápida em vez de delegá-las integralmente a um sistema automático. Como direção futura, aponta-se a avaliação empírica do impacto dessa separação sobre o tempo e a precisão de decisão do discente.</w:t>
       </w:r>
     </w:p>
     <w:p>
